--- a/Tutorial 1 Getting started with Iris/Tutorial 1 Getting started with Iris.docx
+++ b/Tutorial 1 Getting started with Iris/Tutorial 1 Getting started with Iris.docx
@@ -159,7 +159,7 @@
         </w:rPr>
         <w:t>Go to the</w:t>
       </w:r>
-      <w:hyperlink r:id="rId5" w:tgtFrame="_blank" w:history="1">
+      <w:hyperlink r:id="rId7" w:tgtFrame="_blank" w:history="1">
         <w:r>
           <w:rPr>
             <w:rFonts w:ascii="Helvetica" w:eastAsia="宋体" w:hAnsi="Helvetica" w:cs="Helvetica"/>
@@ -270,7 +270,7 @@
           <w:rFonts w:ascii="Helvetica" w:hAnsi="Helvetica" w:cs="Helvetica"/>
         </w:rPr>
       </w:pPr>
-      <w:hyperlink r:id="rId6" w:history="1">
+      <w:hyperlink r:id="rId8" w:history="1">
         <w:r>
           <w:rPr>
             <w:rStyle w:val="Hyperlink"/>
@@ -299,7 +299,7 @@
           <w:rFonts w:ascii="Helvetica" w:hAnsi="Helvetica" w:cs="Helvetica"/>
         </w:rPr>
       </w:pPr>
-      <w:hyperlink r:id="rId7" w:history="1">
+      <w:hyperlink r:id="rId9" w:history="1">
         <w:r>
           <w:rPr>
             <w:rStyle w:val="Hyperlink"/>
@@ -369,7 +369,7 @@
           <w:rFonts w:ascii="Helvetica" w:hAnsi="Helvetica" w:cs="Helvetica"/>
         </w:rPr>
       </w:pPr>
-      <w:hyperlink r:id="rId8" w:history="1">
+      <w:hyperlink r:id="rId10" w:history="1">
         <w:r>
           <w:rPr>
             <w:rStyle w:val="Hyperlink"/>
@@ -400,7 +400,7 @@
         </w:rPr>
         <w:t>To start working with Colab you first need to log in to your google account, then go to this link </w:t>
       </w:r>
-      <w:hyperlink r:id="rId9" w:tgtFrame="_blank" w:history="1">
+      <w:hyperlink r:id="rId11" w:tgtFrame="_blank" w:history="1">
         <w:r>
           <w:rPr>
             <w:rStyle w:val="Hyperlink"/>
@@ -461,8 +461,89 @@
       <w:r>
         <w:rPr>
           <w:rFonts w:ascii="Helvetica" w:hAnsi="Helvetica" w:cs="Helvetica"/>
+          <w:color w:val="4472C4" w:themeColor="accent1"/>
         </w:rPr>
         <w:lastRenderedPageBreak/>
+        <mc:AlternateContent>
+          <mc:Choice Requires="wps">
+            <w:drawing>
+              <wp:anchor distT="0" distB="0" distL="114300" distR="114300" simplePos="0" relativeHeight="251668480" behindDoc="0" locked="0" layoutInCell="1" allowOverlap="1">
+                <wp:simplePos x="0" y="0"/>
+                <wp:positionH relativeFrom="column">
+                  <wp:posOffset>3924516</wp:posOffset>
+                </wp:positionH>
+                <wp:positionV relativeFrom="paragraph">
+                  <wp:posOffset>3421308</wp:posOffset>
+                </wp:positionV>
+                <wp:extent cx="875581" cy="241336"/>
+                <wp:effectExtent l="19050" t="19050" r="20320" b="25400"/>
+                <wp:wrapNone/>
+                <wp:docPr id="11" name="Rectangle 11"/>
+                <wp:cNvGraphicFramePr/>
+                <a:graphic xmlns:a="http://schemas.openxmlformats.org/drawingml/2006/main">
+                  <a:graphicData uri="http://schemas.microsoft.com/office/word/2010/wordprocessingShape">
+                    <wps:wsp>
+                      <wps:cNvSpPr/>
+                      <wps:spPr>
+                        <a:xfrm>
+                          <a:off x="0" y="0"/>
+                          <a:ext cx="875581" cy="241336"/>
+                        </a:xfrm>
+                        <a:prstGeom prst="rect">
+                          <a:avLst/>
+                        </a:prstGeom>
+                        <a:noFill/>
+                        <a:ln w="38100">
+                          <a:solidFill>
+                            <a:schemeClr val="tx1"/>
+                          </a:solidFill>
+                        </a:ln>
+                      </wps:spPr>
+                      <wps:style>
+                        <a:lnRef idx="2">
+                          <a:schemeClr val="dk1">
+                            <a:shade val="50000"/>
+                          </a:schemeClr>
+                        </a:lnRef>
+                        <a:fillRef idx="1">
+                          <a:schemeClr val="dk1"/>
+                        </a:fillRef>
+                        <a:effectRef idx="0">
+                          <a:schemeClr val="dk1"/>
+                        </a:effectRef>
+                        <a:fontRef idx="minor">
+                          <a:schemeClr val="lt1"/>
+                        </a:fontRef>
+                      </wps:style>
+                      <wps:bodyPr rot="0" spcFirstLastPara="0" vertOverflow="overflow" horzOverflow="overflow" vert="horz" wrap="square" lIns="91440" tIns="45720" rIns="91440" bIns="45720" numCol="1" spcCol="0" rtlCol="0" fromWordArt="0" anchor="ctr" anchorCtr="0" forceAA="0" compatLnSpc="1">
+                        <a:prstTxWarp prst="textNoShape">
+                          <a:avLst/>
+                        </a:prstTxWarp>
+                        <a:noAutofit/>
+                      </wps:bodyPr>
+                    </wps:wsp>
+                  </a:graphicData>
+                </a:graphic>
+                <wp14:sizeRelH relativeFrom="margin">
+                  <wp14:pctWidth>0</wp14:pctWidth>
+                </wp14:sizeRelH>
+                <wp14:sizeRelV relativeFrom="margin">
+                  <wp14:pctHeight>0</wp14:pctHeight>
+                </wp14:sizeRelV>
+              </wp:anchor>
+            </w:drawing>
+          </mc:Choice>
+          <mc:Fallback>
+            <w:pict>
+              <v:rect w14:anchorId="1B87062D" id="Rectangle 11" o:spid="_x0000_s1026" style="position:absolute;left:0;text-align:left;margin-left:309pt;margin-top:269.4pt;width:68.95pt;height:19pt;z-index:251668480;visibility:visible;mso-wrap-style:square;mso-width-percent:0;mso-height-percent:0;mso-wrap-distance-left:9pt;mso-wrap-distance-top:0;mso-wrap-distance-right:9pt;mso-wrap-distance-bottom:0;mso-position-horizontal:absolute;mso-position-horizontal-relative:text;mso-position-vertical:absolute;mso-position-vertical-relative:text;mso-width-percent:0;mso-height-percent:0;mso-width-relative:margin;mso-height-relative:margin;v-text-anchor:middle" o:gfxdata="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" filled="f" strokecolor="black [3213]" strokeweight="3pt"/>
+            </w:pict>
+          </mc:Fallback>
+        </mc:AlternateContent>
+      </w:r>
+      <w:r>
+        <w:rPr>
+          <w:rFonts w:ascii="Helvetica" w:hAnsi="Helvetica" w:cs="Helvetica"/>
+        </w:rPr>
         <w:drawing>
           <wp:inline distT="0" distB="0" distL="0" distR="0" wp14:anchorId="41515E61" wp14:editId="55F16102">
             <wp:extent cx="5274310" cy="3597910"/>
@@ -479,7 +560,7 @@
                     <pic:cNvPicPr/>
                   </pic:nvPicPr>
                   <pic:blipFill>
-                    <a:blip r:embed="rId10"/>
+                    <a:blip r:embed="rId12"/>
                     <a:stretch>
                       <a:fillRect/>
                     </a:stretch>
@@ -556,7 +637,7 @@
         </w:rPr>
         <w:t>. Now as it is essentially a Jupyter notebook, all commands of Jupyter notebooks will work here. If you haven’t use Jupyter notebooks before, you can refer the details in </w:t>
       </w:r>
-      <w:hyperlink r:id="rId11" w:tgtFrame="_blank" w:history="1">
+      <w:hyperlink r:id="rId13" w:tgtFrame="_blank" w:history="1">
         <w:r>
           <w:rPr>
             <w:rStyle w:val="Hyperlink"/>
@@ -617,7 +698,7 @@
                     </pic:cNvPicPr>
                   </pic:nvPicPr>
                   <pic:blipFill>
-                    <a:blip r:embed="rId12" cstate="print">
+                    <a:blip r:embed="rId14" cstate="print">
                       <a:extLst>
                         <a:ext uri="{28A0092B-C50C-407E-A947-70E740481C1C}">
                           <a14:useLocalDpi xmlns:a14="http://schemas.microsoft.com/office/drawing/2010/main" val="0"/>
@@ -767,7 +848,7 @@
                     </pic:cNvPicPr>
                   </pic:nvPicPr>
                   <pic:blipFill>
-                    <a:blip r:embed="rId13">
+                    <a:blip r:embed="rId15">
                       <a:extLst>
                         <a:ext uri="{28A0092B-C50C-407E-A947-70E740481C1C}">
                           <a14:useLocalDpi xmlns:a14="http://schemas.microsoft.com/office/drawing/2010/main" val="0"/>
@@ -944,7 +1025,7 @@
                     <pic:cNvPicPr/>
                   </pic:nvPicPr>
                   <pic:blipFill>
-                    <a:blip r:embed="rId14"/>
+                    <a:blip r:embed="rId16"/>
                     <a:stretch>
                       <a:fillRect/>
                     </a:stretch>
@@ -1305,7 +1386,7 @@
           <w:rFonts w:ascii="Helvetica" w:hAnsi="Helvetica" w:cs="Helvetica"/>
         </w:rPr>
       </w:pPr>
-      <w:hyperlink r:id="rId15" w:history="1">
+      <w:hyperlink r:id="rId17" w:history="1">
         <w:r>
           <w:rPr>
             <w:rStyle w:val="Hyperlink"/>
@@ -6524,6 +6605,356 @@
     </w:p>
     <w:p>
       <w:pPr>
+        <w:widowControl/>
+        <w:jc w:val="left"/>
+        <w:rPr>
+          <w:rFonts w:ascii="Helvetica" w:eastAsia="宋体" w:hAnsi="Helvetica" w:cs="Helvetica"/>
+          <w:noProof w:val="0"/>
+          <w:color w:val="555555"/>
+          <w:kern w:val="0"/>
+          <w:sz w:val="23"/>
+          <w:szCs w:val="23"/>
+        </w:rPr>
+      </w:pPr>
+      <w:r>
+        <w:rPr>
+          <w:rFonts w:ascii="Helvetica" w:eastAsia="宋体" w:hAnsi="Helvetica" w:cs="Helvetica"/>
+          <w:noProof w:val="0"/>
+          <w:color w:val="555555"/>
+          <w:kern w:val="0"/>
+          <w:sz w:val="23"/>
+          <w:szCs w:val="23"/>
+        </w:rPr>
+        <w:lastRenderedPageBreak/>
+        <w:br w:type="page"/>
+      </w:r>
+    </w:p>
+    <w:p>
+      <w:pPr>
+        <w:widowControl/>
+        <w:shd w:val="clear" w:color="auto" w:fill="FFFFFF"/>
+        <w:spacing w:after="288" w:line="360" w:lineRule="atLeast"/>
+        <w:jc w:val="left"/>
+        <w:textAlignment w:val="baseline"/>
+        <w:rPr>
+          <w:rFonts w:ascii="Helvetica" w:eastAsia="宋体" w:hAnsi="Helvetica" w:cs="Helvetica"/>
+          <w:noProof w:val="0"/>
+          <w:color w:val="555555"/>
+          <w:kern w:val="0"/>
+          <w:sz w:val="23"/>
+          <w:szCs w:val="23"/>
+        </w:rPr>
+      </w:pPr>
+      <w:r>
+        <w:rPr>
+          <w:rFonts w:ascii="Helvetica" w:eastAsia="宋体" w:hAnsi="Helvetica" w:cs="Helvetica"/>
+          <w:noProof w:val="0"/>
+          <w:color w:val="555555"/>
+          <w:kern w:val="0"/>
+          <w:sz w:val="23"/>
+          <w:szCs w:val="23"/>
+        </w:rPr>
+        <w:lastRenderedPageBreak/>
+        <w:t xml:space="preserve">The result should show something similar to the picture below. </w:t>
+      </w:r>
+    </w:p>
+    <w:p>
+      <w:pPr>
+        <w:widowControl/>
+        <w:shd w:val="clear" w:color="auto" w:fill="FFFFFF"/>
+        <w:spacing w:after="288" w:line="360" w:lineRule="atLeast"/>
+        <w:jc w:val="left"/>
+        <w:textAlignment w:val="baseline"/>
+        <w:rPr>
+          <w:rFonts w:ascii="Helvetica" w:eastAsia="宋体" w:hAnsi="Helvetica" w:cs="Helvetica"/>
+          <w:noProof w:val="0"/>
+          <w:color w:val="555555"/>
+          <w:kern w:val="0"/>
+          <w:sz w:val="23"/>
+          <w:szCs w:val="23"/>
+        </w:rPr>
+      </w:pPr>
+      <w:r>
+        <w:rPr>
+          <w:rFonts w:ascii="Helvetica" w:hAnsi="Helvetica" w:cs="Helvetica"/>
+        </w:rPr>
+        <w:drawing>
+          <wp:inline distT="0" distB="0" distL="0" distR="0" wp14:anchorId="37287099" wp14:editId="25747686">
+            <wp:extent cx="5274310" cy="1617980"/>
+            <wp:effectExtent l="0" t="0" r="2540" b="1270"/>
+            <wp:docPr id="1" name="Picture 1"/>
+            <wp:cNvGraphicFramePr>
+              <a:graphicFrameLocks xmlns:a="http://schemas.openxmlformats.org/drawingml/2006/main" noChangeAspect="1"/>
+            </wp:cNvGraphicFramePr>
+            <a:graphic xmlns:a="http://schemas.openxmlformats.org/drawingml/2006/main">
+              <a:graphicData uri="http://schemas.openxmlformats.org/drawingml/2006/picture">
+                <pic:pic xmlns:pic="http://schemas.openxmlformats.org/drawingml/2006/picture">
+                  <pic:nvPicPr>
+                    <pic:cNvPr id="1" name=""/>
+                    <pic:cNvPicPr/>
+                  </pic:nvPicPr>
+                  <pic:blipFill>
+                    <a:blip r:embed="rId18"/>
+                    <a:stretch>
+                      <a:fillRect/>
+                    </a:stretch>
+                  </pic:blipFill>
+                  <pic:spPr>
+                    <a:xfrm>
+                      <a:off x="0" y="0"/>
+                      <a:ext cx="5274310" cy="1617980"/>
+                    </a:xfrm>
+                    <a:prstGeom prst="rect">
+                      <a:avLst/>
+                    </a:prstGeom>
+                  </pic:spPr>
+                </pic:pic>
+              </a:graphicData>
+            </a:graphic>
+          </wp:inline>
+        </w:drawing>
+      </w:r>
+    </w:p>
+    <w:p>
+      <w:pPr>
+        <w:widowControl/>
+        <w:shd w:val="clear" w:color="auto" w:fill="FFFFFF"/>
+        <w:spacing w:after="288" w:line="360" w:lineRule="atLeast"/>
+        <w:jc w:val="left"/>
+        <w:textAlignment w:val="baseline"/>
+        <w:rPr>
+          <w:rFonts w:ascii="Helvetica" w:eastAsia="宋体" w:hAnsi="Helvetica" w:cs="Helvetica"/>
+          <w:noProof w:val="0"/>
+          <w:color w:val="555555"/>
+          <w:kern w:val="0"/>
+          <w:sz w:val="23"/>
+          <w:szCs w:val="23"/>
+        </w:rPr>
+      </w:pPr>
+    </w:p>
+    <w:p>
+      <w:pPr>
+        <w:widowControl/>
+        <w:shd w:val="clear" w:color="auto" w:fill="FFFFFF"/>
+        <w:spacing w:after="288" w:line="360" w:lineRule="atLeast"/>
+        <w:jc w:val="left"/>
+        <w:textAlignment w:val="baseline"/>
+        <w:rPr>
+          <w:rFonts w:ascii="Helvetica" w:eastAsia="宋体" w:hAnsi="Helvetica" w:cs="Helvetica"/>
+          <w:noProof w:val="0"/>
+          <w:color w:val="555555"/>
+          <w:kern w:val="0"/>
+          <w:sz w:val="23"/>
+          <w:szCs w:val="23"/>
+        </w:rPr>
+      </w:pPr>
+    </w:p>
+    <w:p>
+      <w:pPr>
+        <w:widowControl/>
+        <w:shd w:val="clear" w:color="auto" w:fill="FFFFFF"/>
+        <w:spacing w:after="288" w:line="360" w:lineRule="atLeast"/>
+        <w:jc w:val="left"/>
+        <w:textAlignment w:val="baseline"/>
+        <w:rPr>
+          <w:rFonts w:ascii="Helvetica" w:eastAsia="宋体" w:hAnsi="Helvetica" w:cs="Helvetica"/>
+          <w:noProof w:val="0"/>
+          <w:color w:val="555555"/>
+          <w:kern w:val="0"/>
+          <w:sz w:val="23"/>
+          <w:szCs w:val="23"/>
+        </w:rPr>
+      </w:pPr>
+    </w:p>
+    <w:p>
+      <w:pPr>
+        <w:widowControl/>
+        <w:shd w:val="clear" w:color="auto" w:fill="FFFFFF"/>
+        <w:spacing w:after="288" w:line="360" w:lineRule="atLeast"/>
+        <w:jc w:val="left"/>
+        <w:textAlignment w:val="baseline"/>
+        <w:rPr>
+          <w:rFonts w:ascii="Helvetica" w:eastAsia="宋体" w:hAnsi="Helvetica" w:cs="Helvetica"/>
+          <w:noProof w:val="0"/>
+          <w:color w:val="555555"/>
+          <w:kern w:val="0"/>
+          <w:sz w:val="23"/>
+          <w:szCs w:val="23"/>
+        </w:rPr>
+      </w:pPr>
+    </w:p>
+    <w:p>
+      <w:pPr>
+        <w:widowControl/>
+        <w:shd w:val="clear" w:color="auto" w:fill="FFFFFF"/>
+        <w:spacing w:after="288" w:line="360" w:lineRule="atLeast"/>
+        <w:jc w:val="left"/>
+        <w:textAlignment w:val="baseline"/>
+        <w:rPr>
+          <w:rFonts w:ascii="Helvetica" w:eastAsia="宋体" w:hAnsi="Helvetica" w:cs="Helvetica"/>
+          <w:noProof w:val="0"/>
+          <w:color w:val="555555"/>
+          <w:kern w:val="0"/>
+          <w:sz w:val="23"/>
+          <w:szCs w:val="23"/>
+        </w:rPr>
+      </w:pPr>
+    </w:p>
+    <w:p>
+      <w:pPr>
+        <w:widowControl/>
+        <w:shd w:val="clear" w:color="auto" w:fill="FFFFFF"/>
+        <w:spacing w:after="288" w:line="360" w:lineRule="atLeast"/>
+        <w:jc w:val="left"/>
+        <w:textAlignment w:val="baseline"/>
+        <w:rPr>
+          <w:rFonts w:ascii="Helvetica" w:eastAsia="宋体" w:hAnsi="Helvetica" w:cs="Helvetica"/>
+          <w:noProof w:val="0"/>
+          <w:color w:val="555555"/>
+          <w:kern w:val="0"/>
+          <w:sz w:val="23"/>
+          <w:szCs w:val="23"/>
+        </w:rPr>
+      </w:pPr>
+    </w:p>
+    <w:p>
+      <w:pPr>
+        <w:widowControl/>
+        <w:shd w:val="clear" w:color="auto" w:fill="FFFFFF"/>
+        <w:spacing w:after="288" w:line="360" w:lineRule="atLeast"/>
+        <w:jc w:val="left"/>
+        <w:textAlignment w:val="baseline"/>
+        <w:rPr>
+          <w:rFonts w:ascii="Helvetica" w:eastAsia="宋体" w:hAnsi="Helvetica" w:cs="Helvetica"/>
+          <w:noProof w:val="0"/>
+          <w:color w:val="555555"/>
+          <w:kern w:val="0"/>
+          <w:sz w:val="23"/>
+          <w:szCs w:val="23"/>
+        </w:rPr>
+      </w:pPr>
+    </w:p>
+    <w:p>
+      <w:pPr>
+        <w:widowControl/>
+        <w:shd w:val="clear" w:color="auto" w:fill="FFFFFF"/>
+        <w:spacing w:after="288" w:line="360" w:lineRule="atLeast"/>
+        <w:jc w:val="left"/>
+        <w:textAlignment w:val="baseline"/>
+        <w:rPr>
+          <w:rFonts w:ascii="Helvetica" w:eastAsia="宋体" w:hAnsi="Helvetica" w:cs="Helvetica"/>
+          <w:noProof w:val="0"/>
+          <w:color w:val="555555"/>
+          <w:kern w:val="0"/>
+          <w:sz w:val="23"/>
+          <w:szCs w:val="23"/>
+        </w:rPr>
+      </w:pPr>
+    </w:p>
+    <w:p>
+      <w:pPr>
+        <w:widowControl/>
+        <w:shd w:val="clear" w:color="auto" w:fill="FFFFFF"/>
+        <w:spacing w:after="288" w:line="360" w:lineRule="atLeast"/>
+        <w:jc w:val="left"/>
+        <w:textAlignment w:val="baseline"/>
+        <w:rPr>
+          <w:rFonts w:ascii="Helvetica" w:eastAsia="宋体" w:hAnsi="Helvetica" w:cs="Helvetica"/>
+          <w:noProof w:val="0"/>
+          <w:color w:val="555555"/>
+          <w:kern w:val="0"/>
+          <w:sz w:val="23"/>
+          <w:szCs w:val="23"/>
+        </w:rPr>
+      </w:pPr>
+    </w:p>
+    <w:p>
+      <w:pPr>
+        <w:widowControl/>
+        <w:shd w:val="clear" w:color="auto" w:fill="FFFFFF"/>
+        <w:spacing w:after="288" w:line="360" w:lineRule="atLeast"/>
+        <w:jc w:val="left"/>
+        <w:textAlignment w:val="baseline"/>
+        <w:rPr>
+          <w:rFonts w:ascii="Helvetica" w:eastAsia="宋体" w:hAnsi="Helvetica" w:cs="Helvetica"/>
+          <w:noProof w:val="0"/>
+          <w:color w:val="555555"/>
+          <w:kern w:val="0"/>
+          <w:sz w:val="23"/>
+          <w:szCs w:val="23"/>
+        </w:rPr>
+      </w:pPr>
+    </w:p>
+    <w:p>
+      <w:pPr>
+        <w:widowControl/>
+        <w:shd w:val="clear" w:color="auto" w:fill="FFFFFF"/>
+        <w:spacing w:after="288" w:line="360" w:lineRule="atLeast"/>
+        <w:jc w:val="left"/>
+        <w:textAlignment w:val="baseline"/>
+        <w:rPr>
+          <w:rFonts w:ascii="Helvetica" w:eastAsia="宋体" w:hAnsi="Helvetica" w:cs="Helvetica"/>
+          <w:noProof w:val="0"/>
+          <w:color w:val="555555"/>
+          <w:kern w:val="0"/>
+          <w:sz w:val="23"/>
+          <w:szCs w:val="23"/>
+        </w:rPr>
+      </w:pPr>
+    </w:p>
+    <w:p>
+      <w:pPr>
+        <w:widowControl/>
+        <w:shd w:val="clear" w:color="auto" w:fill="FFFFFF"/>
+        <w:spacing w:after="288" w:line="360" w:lineRule="atLeast"/>
+        <w:jc w:val="left"/>
+        <w:textAlignment w:val="baseline"/>
+        <w:rPr>
+          <w:rFonts w:ascii="Helvetica" w:eastAsia="宋体" w:hAnsi="Helvetica" w:cs="Helvetica"/>
+          <w:noProof w:val="0"/>
+          <w:color w:val="555555"/>
+          <w:kern w:val="0"/>
+          <w:sz w:val="23"/>
+          <w:szCs w:val="23"/>
+        </w:rPr>
+      </w:pPr>
+    </w:p>
+    <w:p>
+      <w:pPr>
+        <w:widowControl/>
+        <w:shd w:val="clear" w:color="auto" w:fill="FFFFFF"/>
+        <w:spacing w:after="288" w:line="360" w:lineRule="atLeast"/>
+        <w:jc w:val="left"/>
+        <w:textAlignment w:val="baseline"/>
+        <w:rPr>
+          <w:rFonts w:ascii="Helvetica" w:eastAsia="宋体" w:hAnsi="Helvetica" w:cs="Helvetica"/>
+          <w:noProof w:val="0"/>
+          <w:color w:val="555555"/>
+          <w:kern w:val="0"/>
+          <w:sz w:val="23"/>
+          <w:szCs w:val="23"/>
+        </w:rPr>
+      </w:pPr>
+    </w:p>
+    <w:p>
+      <w:pPr>
+        <w:widowControl/>
+        <w:shd w:val="clear" w:color="auto" w:fill="FFFFFF"/>
+        <w:spacing w:after="288" w:line="360" w:lineRule="atLeast"/>
+        <w:jc w:val="left"/>
+        <w:textAlignment w:val="baseline"/>
+        <w:rPr>
+          <w:rFonts w:ascii="Helvetica" w:eastAsia="宋体" w:hAnsi="Helvetica" w:cs="Helvetica"/>
+          <w:noProof w:val="0"/>
+          <w:color w:val="555555"/>
+          <w:kern w:val="0"/>
+          <w:sz w:val="23"/>
+          <w:szCs w:val="23"/>
+        </w:rPr>
+      </w:pPr>
+    </w:p>
+    <w:p>
+      <w:pPr>
         <w:pStyle w:val="Heading1"/>
         <w:rPr>
           <w:rFonts w:ascii="Helvetica" w:hAnsi="Helvetica" w:cs="Helvetica"/>
@@ -6749,9 +7180,15 @@
     </w:p>
     <w:p>
       <w:pPr>
-        <w:pStyle w:val="Heading1"/>
-        <w:rPr>
-          <w:rFonts w:ascii="Helvetica" w:hAnsi="Helvetica" w:cs="Helvetica"/>
+        <w:widowControl/>
+        <w:jc w:val="left"/>
+        <w:rPr>
+          <w:rFonts w:ascii="Helvetica" w:eastAsia="宋体" w:hAnsi="Helvetica" w:cs="Helvetica"/>
+          <w:noProof w:val="0"/>
+          <w:color w:val="555555"/>
+          <w:kern w:val="0"/>
+          <w:sz w:val="23"/>
+          <w:szCs w:val="23"/>
         </w:rPr>
       </w:pPr>
       <w:r>
@@ -6761,13 +7198,13 @@
         <mc:AlternateContent>
           <mc:Choice Requires="wps">
             <w:drawing>
-              <wp:anchor distT="45720" distB="45720" distL="114300" distR="114300" simplePos="0" relativeHeight="251661312" behindDoc="0" locked="0" layoutInCell="1" allowOverlap="1" wp14:anchorId="4676B928" wp14:editId="53AA1D41">
+              <wp:anchor distT="45720" distB="45720" distL="114300" distR="114300" simplePos="0" relativeHeight="251670528" behindDoc="0" locked="0" layoutInCell="1" allowOverlap="1" wp14:anchorId="7E8F9722" wp14:editId="65A6010A">
                 <wp:simplePos x="0" y="0"/>
                 <wp:positionH relativeFrom="column">
                   <wp:posOffset>-1143000</wp:posOffset>
                 </wp:positionH>
                 <wp:positionV relativeFrom="paragraph">
-                  <wp:posOffset>0</wp:posOffset>
+                  <wp:posOffset>718580</wp:posOffset>
                 </wp:positionV>
                 <wp:extent cx="7537450" cy="1404620"/>
                 <wp:effectExtent l="0" t="0" r="25400" b="13970"/>
@@ -7504,7 +7941,7 @@
           </mc:Choice>
           <mc:Fallback>
             <w:pict>
-              <v:shape w14:anchorId="4676B928" id="_x0000_s1028" type="#_x0000_t202" style="position:absolute;left:0;text-align:left;margin-left:-90pt;margin-top:0;width:593.5pt;height:110.6pt;z-index:251661312;visibility:visible;mso-wrap-style:square;mso-width-percent:0;mso-height-percent:200;mso-wrap-distance-left:9pt;mso-wrap-distance-top:3.6pt;mso-wrap-distance-right:9pt;mso-wrap-distance-bottom:3.6pt;mso-position-horizontal:absolute;mso-position-horizontal-relative:text;mso-position-vertical:absolute;mso-position-vertical-relative:text;mso-width-percent:0;mso-height-percent:200;mso-width-relative:margin;mso-height-relative:margin;v-text-anchor:top" o:gfxdata="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">
+              <v:shape w14:anchorId="7E8F9722" id="_x0000_s1028" type="#_x0000_t202" style="position:absolute;margin-left:-90pt;margin-top:56.6pt;width:593.5pt;height:110.6pt;z-index:251670528;visibility:visible;mso-wrap-style:square;mso-width-percent:0;mso-height-percent:200;mso-wrap-distance-left:9pt;mso-wrap-distance-top:3.6pt;mso-wrap-distance-right:9pt;mso-wrap-distance-bottom:3.6pt;mso-position-horizontal:absolute;mso-position-horizontal-relative:text;mso-position-vertical:absolute;mso-position-vertical-relative:text;mso-width-percent:0;mso-height-percent:200;mso-width-relative:margin;mso-height-relative:margin;v-text-anchor:top" o:gfxdata="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">
                 <v:textbox style="mso-fit-shape-to-text:t">
                   <w:txbxContent>
                     <w:p>
@@ -8196,6 +8633,151 @@
           </mc:Fallback>
         </mc:AlternateContent>
       </w:r>
+      <w:r>
+        <w:rPr>
+          <w:rFonts w:ascii="Helvetica" w:eastAsia="宋体" w:hAnsi="Helvetica" w:cs="Helvetica"/>
+          <w:noProof w:val="0"/>
+          <w:color w:val="555555"/>
+          <w:kern w:val="0"/>
+          <w:sz w:val="23"/>
+          <w:szCs w:val="23"/>
+        </w:rPr>
+        <w:br w:type="page"/>
+      </w:r>
+    </w:p>
+    <w:p>
+      <w:pPr>
+        <w:widowControl/>
+        <w:shd w:val="clear" w:color="auto" w:fill="FFFFFF"/>
+        <w:spacing w:after="288" w:line="360" w:lineRule="atLeast"/>
+        <w:jc w:val="left"/>
+        <w:textAlignment w:val="baseline"/>
+        <w:rPr>
+          <w:rFonts w:ascii="Helvetica" w:eastAsia="宋体" w:hAnsi="Helvetica" w:cs="Helvetica"/>
+          <w:noProof w:val="0"/>
+          <w:color w:val="555555"/>
+          <w:kern w:val="0"/>
+          <w:sz w:val="23"/>
+          <w:szCs w:val="23"/>
+        </w:rPr>
+      </w:pPr>
+      <w:r>
+        <w:rPr>
+          <w:rFonts w:ascii="Helvetica" w:eastAsia="宋体" w:hAnsi="Helvetica" w:cs="Helvetica"/>
+          <w:noProof w:val="0"/>
+          <w:color w:val="555555"/>
+          <w:kern w:val="0"/>
+          <w:sz w:val="23"/>
+          <w:szCs w:val="23"/>
+        </w:rPr>
+        <w:lastRenderedPageBreak/>
+        <w:t xml:space="preserve">The result should show something similar to the picture below. </w:t>
+      </w:r>
+    </w:p>
+    <w:p>
+      <w:pPr>
+        <w:widowControl/>
+        <w:shd w:val="clear" w:color="auto" w:fill="FFFFFF"/>
+        <w:spacing w:after="288" w:line="360" w:lineRule="atLeast"/>
+        <w:jc w:val="left"/>
+        <w:textAlignment w:val="baseline"/>
+        <w:rPr>
+          <w:rFonts w:ascii="Helvetica" w:eastAsia="宋体" w:hAnsi="Helvetica" w:cs="Helvetica"/>
+          <w:noProof w:val="0"/>
+          <w:color w:val="555555"/>
+          <w:kern w:val="0"/>
+          <w:sz w:val="23"/>
+          <w:szCs w:val="23"/>
+        </w:rPr>
+      </w:pPr>
+    </w:p>
+    <w:p>
+      <w:pPr>
+        <w:widowControl/>
+        <w:jc w:val="left"/>
+        <w:rPr>
+          <w:rFonts w:ascii="Helvetica" w:eastAsia="宋体" w:hAnsi="Helvetica" w:cs="Helvetica"/>
+          <w:noProof w:val="0"/>
+          <w:color w:val="555555"/>
+          <w:kern w:val="0"/>
+          <w:sz w:val="23"/>
+          <w:szCs w:val="23"/>
+        </w:rPr>
+      </w:pPr>
+      <w:r>
+        <w:rPr>
+          <w:rFonts w:ascii="Helvetica" w:hAnsi="Helvetica" w:cs="Helvetica"/>
+        </w:rPr>
+        <w:drawing>
+          <wp:inline distT="0" distB="0" distL="0" distR="0" wp14:anchorId="1F0176A4" wp14:editId="0143FBEF">
+            <wp:extent cx="4067175" cy="4410075"/>
+            <wp:effectExtent l="0" t="0" r="9525" b="9525"/>
+            <wp:docPr id="12" name="Picture 12"/>
+            <wp:cNvGraphicFramePr>
+              <a:graphicFrameLocks xmlns:a="http://schemas.openxmlformats.org/drawingml/2006/main" noChangeAspect="1"/>
+            </wp:cNvGraphicFramePr>
+            <a:graphic xmlns:a="http://schemas.openxmlformats.org/drawingml/2006/main">
+              <a:graphicData uri="http://schemas.openxmlformats.org/drawingml/2006/picture">
+                <pic:pic xmlns:pic="http://schemas.openxmlformats.org/drawingml/2006/picture">
+                  <pic:nvPicPr>
+                    <pic:cNvPr id="1" name=""/>
+                    <pic:cNvPicPr/>
+                  </pic:nvPicPr>
+                  <pic:blipFill>
+                    <a:blip r:embed="rId19"/>
+                    <a:stretch>
+                      <a:fillRect/>
+                    </a:stretch>
+                  </pic:blipFill>
+                  <pic:spPr>
+                    <a:xfrm>
+                      <a:off x="0" y="0"/>
+                      <a:ext cx="4067175" cy="4410075"/>
+                    </a:xfrm>
+                    <a:prstGeom prst="rect">
+                      <a:avLst/>
+                    </a:prstGeom>
+                  </pic:spPr>
+                </pic:pic>
+              </a:graphicData>
+            </a:graphic>
+          </wp:inline>
+        </w:drawing>
+      </w:r>
+      <w:r>
+        <w:rPr>
+          <w:rFonts w:ascii="Helvetica" w:eastAsia="宋体" w:hAnsi="Helvetica" w:cs="Helvetica"/>
+          <w:noProof w:val="0"/>
+          <w:color w:val="555555"/>
+          <w:kern w:val="0"/>
+          <w:sz w:val="23"/>
+          <w:szCs w:val="23"/>
+        </w:rPr>
+        <w:br w:type="page"/>
+      </w:r>
+    </w:p>
+    <w:p>
+      <w:pPr>
+        <w:widowControl/>
+        <w:jc w:val="left"/>
+        <w:textAlignment w:val="baseline"/>
+        <w:rPr>
+          <w:rFonts w:ascii="Helvetica" w:eastAsia="宋体" w:hAnsi="Helvetica" w:cs="Helvetica"/>
+          <w:noProof w:val="0"/>
+          <w:color w:val="555555"/>
+          <w:kern w:val="0"/>
+          <w:sz w:val="23"/>
+          <w:szCs w:val="23"/>
+        </w:rPr>
+      </w:pPr>
+    </w:p>
+    <w:p>
+      <w:pPr>
+        <w:pStyle w:val="Heading1"/>
+        <w:rPr>
+          <w:rFonts w:ascii="Helvetica" w:hAnsi="Helvetica" w:cs="Helvetica"/>
+        </w:rPr>
+      </w:pPr>
       <w:r>
         <w:rPr>
           <w:rFonts w:ascii="Helvetica" w:hAnsi="Helvetica" w:cs="Helvetica"/>
@@ -8283,19 +8865,43 @@
       </w:pPr>
       <w:r>
         <w:rPr>
+          <w:rFonts w:ascii="Helvetica" w:eastAsia="宋体" w:hAnsi="Helvetica" w:cs="Helvetica"/>
+          <w:noProof w:val="0"/>
+          <w:color w:val="555555"/>
+          <w:kern w:val="0"/>
+          <w:sz w:val="23"/>
+          <w:szCs w:val="23"/>
+        </w:rPr>
+        <w:t>Multivariate plots to better understand the relationships between attributes.</w:t>
+      </w:r>
+    </w:p>
+    <w:p>
+      <w:pPr>
+        <w:widowControl/>
+        <w:jc w:val="left"/>
+        <w:rPr>
+          <w:rFonts w:ascii="Helvetica" w:eastAsia="宋体" w:hAnsi="Helvetica" w:cs="Helvetica"/>
+          <w:noProof w:val="0"/>
+          <w:color w:val="555555"/>
+          <w:kern w:val="0"/>
+          <w:sz w:val="23"/>
+          <w:szCs w:val="23"/>
+        </w:rPr>
+      </w:pPr>
+      <w:r>
+        <w:rPr>
           <w:rFonts w:ascii="Helvetica" w:hAnsi="Helvetica" w:cs="Helvetica"/>
         </w:rPr>
-        <w:lastRenderedPageBreak/>
         <mc:AlternateContent>
           <mc:Choice Requires="wps">
             <w:drawing>
               <wp:anchor distT="45720" distB="45720" distL="114300" distR="114300" simplePos="0" relativeHeight="251663360" behindDoc="0" locked="0" layoutInCell="1" allowOverlap="1" wp14:anchorId="4676B928" wp14:editId="53AA1D41">
                 <wp:simplePos x="0" y="0"/>
                 <wp:positionH relativeFrom="column">
-                  <wp:posOffset>-1143000</wp:posOffset>
+                  <wp:posOffset>-1142389</wp:posOffset>
                 </wp:positionH>
                 <wp:positionV relativeFrom="paragraph">
-                  <wp:posOffset>377190</wp:posOffset>
+                  <wp:posOffset>1869560</wp:posOffset>
                 </wp:positionV>
                 <wp:extent cx="7588250" cy="1404620"/>
                 <wp:effectExtent l="0" t="0" r="12700" b="10160"/>
@@ -9201,7 +9807,7 @@
           </mc:Choice>
           <mc:Fallback>
             <w:pict>
-              <v:shape w14:anchorId="4676B928" id="_x0000_s1029" type="#_x0000_t202" style="position:absolute;left:0;text-align:left;margin-left:-90pt;margin-top:29.7pt;width:597.5pt;height:110.6pt;z-index:251663360;visibility:visible;mso-wrap-style:square;mso-width-percent:0;mso-height-percent:200;mso-wrap-distance-left:9pt;mso-wrap-distance-top:3.6pt;mso-wrap-distance-right:9pt;mso-wrap-distance-bottom:3.6pt;mso-position-horizontal:absolute;mso-position-horizontal-relative:text;mso-position-vertical:absolute;mso-position-vertical-relative:text;mso-width-percent:0;mso-height-percent:200;mso-width-relative:margin;mso-height-relative:margin;v-text-anchor:top" o:gfxdata="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">
+              <v:shape w14:anchorId="4676B928" id="_x0000_s1029" type="#_x0000_t202" style="position:absolute;margin-left:-89.95pt;margin-top:147.2pt;width:597.5pt;height:110.6pt;z-index:251663360;visibility:visible;mso-wrap-style:square;mso-width-percent:0;mso-height-percent:200;mso-wrap-distance-left:9pt;mso-wrap-distance-top:3.6pt;mso-wrap-distance-right:9pt;mso-wrap-distance-bottom:3.6pt;mso-position-horizontal:absolute;mso-position-horizontal-relative:text;mso-position-vertical:absolute;mso-position-vertical-relative:text;mso-width-percent:0;mso-height-percent:200;mso-width-relative:margin;mso-height-relative:margin;v-text-anchor:top" o:gfxdata="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">
                 <v:textbox style="mso-fit-shape-to-text:t">
                   <w:txbxContent>
                     <w:p>
@@ -10071,8 +10677,159 @@
           <w:sz w:val="23"/>
           <w:szCs w:val="23"/>
         </w:rPr>
-        <w:t>Multivariate plots to better understand the relationships between attributes.</w:t>
+        <w:br w:type="page"/>
       </w:r>
+    </w:p>
+    <w:p>
+      <w:pPr>
+        <w:widowControl/>
+        <w:jc w:val="left"/>
+        <w:textAlignment w:val="baseline"/>
+        <w:rPr>
+          <w:rFonts w:ascii="Helvetica" w:eastAsia="宋体" w:hAnsi="Helvetica" w:cs="Helvetica"/>
+          <w:noProof w:val="0"/>
+          <w:color w:val="555555"/>
+          <w:kern w:val="0"/>
+          <w:sz w:val="23"/>
+          <w:szCs w:val="23"/>
+        </w:rPr>
+      </w:pPr>
+      <w:r>
+        <w:rPr>
+          <w:rFonts w:ascii="Helvetica" w:eastAsia="宋体" w:hAnsi="Helvetica" w:cs="Helvetica"/>
+          <w:noProof w:val="0"/>
+          <w:color w:val="555555"/>
+          <w:kern w:val="0"/>
+          <w:sz w:val="23"/>
+          <w:szCs w:val="23"/>
+        </w:rPr>
+        <w:lastRenderedPageBreak/>
+        <w:t>The result should show something similar to the picture below.</w:t>
+      </w:r>
+    </w:p>
+    <w:p>
+      <w:pPr>
+        <w:widowControl/>
+        <w:jc w:val="left"/>
+        <w:textAlignment w:val="baseline"/>
+        <w:rPr>
+          <w:rFonts w:ascii="Helvetica" w:eastAsia="宋体" w:hAnsi="Helvetica" w:cs="Helvetica"/>
+          <w:noProof w:val="0"/>
+          <w:color w:val="555555"/>
+          <w:kern w:val="0"/>
+          <w:sz w:val="23"/>
+          <w:szCs w:val="23"/>
+        </w:rPr>
+      </w:pPr>
+      <w:r>
+        <w:rPr>
+          <w:rFonts w:ascii="Helvetica" w:hAnsi="Helvetica" w:cs="Helvetica"/>
+        </w:rPr>
+        <w:drawing>
+          <wp:inline distT="0" distB="0" distL="0" distR="0" wp14:anchorId="3D5BD236" wp14:editId="069C2821">
+            <wp:extent cx="4358305" cy="7811219"/>
+            <wp:effectExtent l="0" t="0" r="4445" b="0"/>
+            <wp:docPr id="14" name="Picture 14"/>
+            <wp:cNvGraphicFramePr>
+              <a:graphicFrameLocks xmlns:a="http://schemas.openxmlformats.org/drawingml/2006/main" noChangeAspect="1"/>
+            </wp:cNvGraphicFramePr>
+            <a:graphic xmlns:a="http://schemas.openxmlformats.org/drawingml/2006/main">
+              <a:graphicData uri="http://schemas.openxmlformats.org/drawingml/2006/picture">
+                <pic:pic xmlns:pic="http://schemas.openxmlformats.org/drawingml/2006/picture">
+                  <pic:nvPicPr>
+                    <pic:cNvPr id="1" name=""/>
+                    <pic:cNvPicPr/>
+                  </pic:nvPicPr>
+                  <pic:blipFill>
+                    <a:blip r:embed="rId20"/>
+                    <a:stretch>
+                      <a:fillRect/>
+                    </a:stretch>
+                  </pic:blipFill>
+                  <pic:spPr>
+                    <a:xfrm>
+                      <a:off x="0" y="0"/>
+                      <a:ext cx="4372596" cy="7836832"/>
+                    </a:xfrm>
+                    <a:prstGeom prst="rect">
+                      <a:avLst/>
+                    </a:prstGeom>
+                  </pic:spPr>
+                </pic:pic>
+              </a:graphicData>
+            </a:graphic>
+          </wp:inline>
+        </w:drawing>
+      </w:r>
+    </w:p>
+    <w:p>
+      <w:pPr>
+        <w:widowControl/>
+        <w:shd w:val="clear" w:color="auto" w:fill="FFFFFF"/>
+        <w:spacing w:after="288" w:line="360" w:lineRule="atLeast"/>
+        <w:jc w:val="left"/>
+        <w:textAlignment w:val="baseline"/>
+        <w:rPr>
+          <w:rFonts w:ascii="Helvetica" w:eastAsia="宋体" w:hAnsi="Helvetica" w:cs="Helvetica"/>
+          <w:noProof w:val="0"/>
+          <w:color w:val="555555"/>
+          <w:kern w:val="0"/>
+          <w:sz w:val="23"/>
+          <w:szCs w:val="23"/>
+        </w:rPr>
+      </w:pPr>
+      <w:r>
+        <w:rPr>
+          <w:rFonts w:ascii="Helvetica" w:eastAsia="宋体" w:hAnsi="Helvetica" w:cs="Helvetica"/>
+          <w:noProof w:val="0"/>
+          <w:color w:val="555555"/>
+          <w:kern w:val="0"/>
+          <w:sz w:val="23"/>
+          <w:szCs w:val="23"/>
+        </w:rPr>
+        <w:br w:type="page"/>
+      </w:r>
+      <w:r>
+        <w:rPr>
+          <w:rFonts w:ascii="Helvetica" w:eastAsia="宋体" w:hAnsi="Helvetica" w:cs="Helvetica"/>
+          <w:noProof w:val="0"/>
+          <w:color w:val="555555"/>
+          <w:kern w:val="0"/>
+          <w:sz w:val="23"/>
+          <w:szCs w:val="23"/>
+        </w:rPr>
+        <w:lastRenderedPageBreak/>
+        <w:t xml:space="preserve"> </w:t>
+      </w:r>
+    </w:p>
+    <w:p>
+      <w:pPr>
+        <w:widowControl/>
+        <w:jc w:val="left"/>
+        <w:rPr>
+          <w:rFonts w:ascii="Helvetica" w:eastAsia="宋体" w:hAnsi="Helvetica" w:cs="Helvetica"/>
+          <w:noProof w:val="0"/>
+          <w:color w:val="555555"/>
+          <w:kern w:val="0"/>
+          <w:sz w:val="23"/>
+          <w:szCs w:val="23"/>
+        </w:rPr>
+      </w:pPr>
+    </w:p>
+    <w:p>
+      <w:pPr>
+        <w:widowControl/>
+        <w:jc w:val="left"/>
+        <w:textAlignment w:val="baseline"/>
+        <w:rPr>
+          <w:rFonts w:ascii="Helvetica" w:eastAsia="宋体" w:hAnsi="Helvetica" w:cs="Helvetica"/>
+          <w:noProof w:val="0"/>
+          <w:color w:val="555555"/>
+          <w:kern w:val="0"/>
+          <w:sz w:val="23"/>
+          <w:szCs w:val="23"/>
+        </w:rPr>
+      </w:pPr>
     </w:p>
     <w:p>
       <w:pPr>
@@ -10252,21 +11009,6 @@
           <w:rFonts w:ascii="Helvetica" w:hAnsi="Helvetica" w:cs="Helvetica"/>
         </w:rPr>
       </w:pPr>
-    </w:p>
-    <w:p>
-      <w:pPr>
-        <w:widowControl/>
-        <w:shd w:val="clear" w:color="auto" w:fill="FFFFFE"/>
-        <w:spacing w:line="285" w:lineRule="atLeast"/>
-        <w:jc w:val="left"/>
-        <w:rPr>
-          <w:rFonts w:ascii="Helvetica" w:eastAsia="宋体" w:hAnsi="Helvetica" w:cs="Helvetica"/>
-          <w:noProof w:val="0"/>
-          <w:color w:val="000000"/>
-          <w:kern w:val="0"/>
-          <w:szCs w:val="21"/>
-        </w:rPr>
-      </w:pPr>
       <w:r>
         <w:rPr>
           <w:rFonts w:ascii="Helvetica" w:hAnsi="Helvetica" w:cs="Helvetica"/>
@@ -10275,7 +11017,7 @@
         <mc:AlternateContent>
           <mc:Choice Requires="wps">
             <w:drawing>
-              <wp:anchor distT="45720" distB="45720" distL="114300" distR="114300" simplePos="0" relativeHeight="251665408" behindDoc="0" locked="0" layoutInCell="1" allowOverlap="1" wp14:anchorId="229BC204" wp14:editId="4C6EC55B">
+              <wp:anchor distT="45720" distB="45720" distL="114300" distR="114300" simplePos="0" relativeHeight="251672576" behindDoc="0" locked="0" layoutInCell="1" allowOverlap="1" wp14:anchorId="3033F893" wp14:editId="54D3DF04">
                 <wp:simplePos x="0" y="0"/>
                 <wp:positionH relativeFrom="column">
                   <wp:posOffset>-1143000</wp:posOffset>
@@ -12732,7 +13474,6 @@
                               <w:t>()</w:t>
                             </w:r>
                           </w:p>
-                          <w:p/>
                         </w:txbxContent>
                       </wps:txbx>
                       <wps:bodyPr rot="0" vert="horz" wrap="square" lIns="91440" tIns="45720" rIns="91440" bIns="45720" anchor="t" anchorCtr="0">
@@ -12752,7 +13493,7 @@
           </mc:Choice>
           <mc:Fallback>
             <w:pict>
-              <v:shape w14:anchorId="229BC204" id="_x0000_s1030" type="#_x0000_t202" style="position:absolute;margin-left:-90pt;margin-top:0;width:596.5pt;height:932.2pt;z-index:251665408;visibility:visible;mso-wrap-style:square;mso-width-percent:0;mso-height-percent:0;mso-wrap-distance-left:9pt;mso-wrap-distance-top:3.6pt;mso-wrap-distance-right:9pt;mso-wrap-distance-bottom:3.6pt;mso-position-horizontal:absolute;mso-position-horizontal-relative:text;mso-position-vertical:absolute;mso-position-vertical-relative:text;mso-width-percent:0;mso-height-percent:0;mso-width-relative:margin;mso-height-relative:margin;v-text-anchor:top" o:gfxdata="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">
+              <v:shape w14:anchorId="3033F893" id="_x0000_s1030" type="#_x0000_t202" style="position:absolute;left:0;text-align:left;margin-left:-90pt;margin-top:0;width:596.5pt;height:932.2pt;z-index:251672576;visibility:visible;mso-wrap-style:square;mso-width-percent:0;mso-height-percent:0;mso-wrap-distance-left:9pt;mso-wrap-distance-top:3.6pt;mso-wrap-distance-right:9pt;mso-wrap-distance-bottom:3.6pt;mso-position-horizontal:absolute;mso-position-horizontal-relative:text;mso-position-vertical:absolute;mso-position-vertical-relative:text;mso-width-percent:0;mso-height-percent:0;mso-width-relative:margin;mso-height-relative:margin;v-text-anchor:top" o:gfxdata="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">
                 <v:textbox>
                   <w:txbxContent>
                     <w:p>
@@ -15169,7 +15910,6 @@
                         <w:t>()</w:t>
                       </w:r>
                     </w:p>
-                    <w:p/>
                   </w:txbxContent>
                 </v:textbox>
                 <w10:wrap type="square"/>
@@ -15178,15 +15918,110 @@
           </mc:Fallback>
         </mc:AlternateContent>
       </w:r>
-      <w:r>
+    </w:p>
+    <w:p>
+      <w:pPr>
+        <w:widowControl/>
+        <w:jc w:val="left"/>
         <w:rPr>
           <w:rFonts w:ascii="Helvetica" w:eastAsia="宋体" w:hAnsi="Helvetica" w:cs="Helvetica"/>
           <w:noProof w:val="0"/>
-          <w:color w:val="008000"/>
+          <w:color w:val="555555"/>
           <w:kern w:val="0"/>
-          <w:szCs w:val="21"/>
-        </w:rPr>
-        <w:t># Load dataset</w:t>
+          <w:sz w:val="23"/>
+          <w:szCs w:val="23"/>
+        </w:rPr>
+      </w:pPr>
+      <w:bookmarkStart w:id="2" w:name="_Hlk48658356"/>
+      <w:r>
+        <w:rPr>
+          <w:rFonts w:ascii="Helvetica" w:eastAsia="宋体" w:hAnsi="Helvetica" w:cs="Helvetica"/>
+          <w:noProof w:val="0"/>
+          <w:color w:val="555555"/>
+          <w:kern w:val="0"/>
+          <w:sz w:val="23"/>
+          <w:szCs w:val="23"/>
+        </w:rPr>
+        <w:lastRenderedPageBreak/>
+        <w:t>The result should show something similar to the picture below.</w:t>
+      </w:r>
+    </w:p>
+    <w:p>
+      <w:pPr>
+        <w:widowControl/>
+        <w:jc w:val="left"/>
+        <w:rPr>
+          <w:rFonts w:ascii="Helvetica" w:hAnsi="Helvetica" w:cs="Helvetica"/>
+          <w:color w:val="222222"/>
+        </w:rPr>
+      </w:pPr>
+    </w:p>
+    <w:p>
+      <w:pPr>
+        <w:widowControl/>
+        <w:jc w:val="left"/>
+        <w:rPr>
+          <w:rFonts w:ascii="Helvetica" w:hAnsi="Helvetica" w:cs="Helvetica"/>
+          <w:b/>
+          <w:bCs/>
+          <w:color w:val="222222"/>
+          <w:kern w:val="44"/>
+          <w:sz w:val="44"/>
+          <w:szCs w:val="44"/>
+        </w:rPr>
+      </w:pPr>
+      <w:r>
+        <w:rPr>
+          <w:rFonts w:ascii="Helvetica" w:hAnsi="Helvetica" w:cs="Helvetica"/>
+          <w:b/>
+          <w:bCs/>
+          <w:color w:val="222222"/>
+          <w:kern w:val="44"/>
+          <w:sz w:val="44"/>
+          <w:szCs w:val="44"/>
+        </w:rPr>
+        <w:drawing>
+          <wp:inline distT="0" distB="0" distL="0" distR="0" wp14:anchorId="5387DDF5" wp14:editId="1E5AD1AE">
+            <wp:extent cx="5274310" cy="3331845"/>
+            <wp:effectExtent l="0" t="0" r="2540" b="1905"/>
+            <wp:docPr id="24" name="Picture 24"/>
+            <wp:cNvGraphicFramePr>
+              <a:graphicFrameLocks xmlns:a="http://schemas.openxmlformats.org/drawingml/2006/main" noChangeAspect="1"/>
+            </wp:cNvGraphicFramePr>
+            <a:graphic xmlns:a="http://schemas.openxmlformats.org/drawingml/2006/main">
+              <a:graphicData uri="http://schemas.openxmlformats.org/drawingml/2006/picture">
+                <pic:pic xmlns:pic="http://schemas.openxmlformats.org/drawingml/2006/picture">
+                  <pic:nvPicPr>
+                    <pic:cNvPr id="1" name=""/>
+                    <pic:cNvPicPr/>
+                  </pic:nvPicPr>
+                  <pic:blipFill>
+                    <a:blip r:embed="rId21"/>
+                    <a:stretch>
+                      <a:fillRect/>
+                    </a:stretch>
+                  </pic:blipFill>
+                  <pic:spPr>
+                    <a:xfrm>
+                      <a:off x="0" y="0"/>
+                      <a:ext cx="5274310" cy="3331845"/>
+                    </a:xfrm>
+                    <a:prstGeom prst="rect">
+                      <a:avLst/>
+                    </a:prstGeom>
+                  </pic:spPr>
+                </pic:pic>
+              </a:graphicData>
+            </a:graphic>
+          </wp:inline>
+        </w:drawing>
+      </w:r>
+      <w:r>
+        <w:rPr>
+          <w:rFonts w:ascii="Helvetica" w:hAnsi="Helvetica" w:cs="Helvetica"/>
+          <w:color w:val="222222"/>
+        </w:rPr>
+        <w:br w:type="page"/>
       </w:r>
     </w:p>
     <w:p>
@@ -15200,7 +16035,6 @@
           <w:color w:val="222222"/>
         </w:rPr>
       </w:pPr>
-      <w:bookmarkStart w:id="2" w:name="_Hlk48658356"/>
       <w:r>
         <w:rPr>
           <w:rFonts w:ascii="Helvetica" w:hAnsi="Helvetica" w:cs="Helvetica"/>
@@ -17917,26 +18751,29 @@
     </w:p>
     <w:p>
       <w:pPr>
-        <w:pStyle w:val="Heading1"/>
-        <w:rPr>
-          <w:rFonts w:ascii="Helvetica" w:hAnsi="Helvetica" w:cs="Helvetica"/>
+        <w:widowControl/>
+        <w:jc w:val="left"/>
+        <w:rPr>
+          <w:rFonts w:ascii="Helvetica" w:eastAsia="宋体" w:hAnsi="Helvetica" w:cs="Helvetica"/>
+          <w:noProof w:val="0"/>
+          <w:color w:val="555555"/>
+          <w:kern w:val="0"/>
+          <w:sz w:val="23"/>
+          <w:szCs w:val="23"/>
         </w:rPr>
       </w:pPr>
       <w:r>
         <w:rPr>
-          <w:rFonts w:ascii="Helvetica" w:hAnsi="Helvetica" w:cs="Helvetica"/>
+          <w:rFonts w:ascii="Helvetica" w:eastAsia="宋体" w:hAnsi="Helvetica" w:cs="Helvetica"/>
+          <w:noProof w:val="0"/>
+          <w:color w:val="555555"/>
+          <w:kern w:val="0"/>
+          <w:sz w:val="23"/>
+          <w:szCs w:val="23"/>
         </w:rPr>
         <w:lastRenderedPageBreak/>
-        <w:t xml:space="preserve">Sample </w:t>
+        <w:t>The result should show something similar to the picture below.</w:t>
       </w:r>
-      <w:r>
-        <w:rPr>
-          <w:rFonts w:ascii="Helvetica" w:hAnsi="Helvetica" w:cs="Helvetica" w:hint="eastAsia"/>
-        </w:rPr>
-        <w:t>output</w:t>
-      </w:r>
-      <w:bookmarkStart w:id="3" w:name="_GoBack"/>
-      <w:bookmarkEnd w:id="3"/>
     </w:p>
     <w:p>
       <w:pPr>
@@ -17947,15 +18784,31 @@
           <w:color w:val="222222"/>
         </w:rPr>
       </w:pPr>
+    </w:p>
+    <w:p>
+      <w:pPr>
+        <w:widowControl/>
+        <w:jc w:val="left"/>
+        <w:rPr>
+          <w:rFonts w:ascii="Helvetica" w:hAnsi="Helvetica" w:cs="Helvetica"/>
+          <w:color w:val="222222"/>
+        </w:rPr>
+      </w:pPr>
       <w:r>
         <w:rPr>
           <w:rFonts w:ascii="Helvetica" w:hAnsi="Helvetica" w:cs="Helvetica"/>
+          <w:b/>
+          <w:bCs/>
+          <w:color w:val="222222"/>
+          <w:kern w:val="44"/>
+          <w:sz w:val="44"/>
+          <w:szCs w:val="44"/>
         </w:rPr>
         <w:drawing>
-          <wp:inline distT="0" distB="0" distL="0" distR="0" wp14:anchorId="76533F19" wp14:editId="72A8904C">
-            <wp:extent cx="5274310" cy="1617980"/>
-            <wp:effectExtent l="0" t="0" r="2540" b="1270"/>
-            <wp:docPr id="1" name="Picture 1"/>
+          <wp:inline distT="0" distB="0" distL="0" distR="0" wp14:anchorId="2DAE16B8" wp14:editId="0AAA5CD3">
+            <wp:extent cx="5274310" cy="2362835"/>
+            <wp:effectExtent l="0" t="0" r="2540" b="0"/>
+            <wp:docPr id="25" name="Picture 25"/>
             <wp:cNvGraphicFramePr>
               <a:graphicFrameLocks xmlns:a="http://schemas.openxmlformats.org/drawingml/2006/main" noChangeAspect="1"/>
             </wp:cNvGraphicFramePr>
@@ -17967,7 +18820,118 @@
                     <pic:cNvPicPr/>
                   </pic:nvPicPr>
                   <pic:blipFill>
-                    <a:blip r:embed="rId16"/>
+                    <a:blip r:embed="rId22"/>
+                    <a:stretch>
+                      <a:fillRect/>
+                    </a:stretch>
+                  </pic:blipFill>
+                  <pic:spPr>
+                    <a:xfrm>
+                      <a:off x="0" y="0"/>
+                      <a:ext cx="5274310" cy="2362835"/>
+                    </a:xfrm>
+                    <a:prstGeom prst="rect">
+                      <a:avLst/>
+                    </a:prstGeom>
+                  </pic:spPr>
+                </pic:pic>
+              </a:graphicData>
+            </a:graphic>
+          </wp:inline>
+        </w:drawing>
+      </w:r>
+    </w:p>
+    <w:p>
+      <w:pPr>
+        <w:widowControl/>
+        <w:jc w:val="left"/>
+        <w:rPr>
+          <w:rFonts w:ascii="Helvetica" w:hAnsi="Helvetica" w:cs="Helvetica"/>
+          <w:b/>
+          <w:bCs/>
+          <w:kern w:val="44"/>
+          <w:sz w:val="44"/>
+          <w:szCs w:val="44"/>
+        </w:rPr>
+      </w:pPr>
+      <w:r>
+        <w:rPr>
+          <w:rFonts w:ascii="Helvetica" w:hAnsi="Helvetica" w:cs="Helvetica"/>
+        </w:rPr>
+        <w:br w:type="page"/>
+      </w:r>
+    </w:p>
+    <w:p>
+      <w:pPr>
+        <w:pStyle w:val="Heading1"/>
+        <w:rPr>
+          <w:rFonts w:ascii="Helvetica" w:hAnsi="Helvetica" w:cs="Helvetica"/>
+        </w:rPr>
+      </w:pPr>
+      <w:r>
+        <w:rPr>
+          <w:rFonts w:ascii="Helvetica" w:hAnsi="Helvetica" w:cs="Helvetica"/>
+        </w:rPr>
+        <w:lastRenderedPageBreak/>
+        <w:t xml:space="preserve">Sample </w:t>
+      </w:r>
+      <w:r>
+        <w:rPr>
+          <w:rFonts w:ascii="Helvetica" w:hAnsi="Helvetica" w:cs="Helvetica"/>
+        </w:rPr>
+        <w:t>output</w:t>
+      </w:r>
+    </w:p>
+    <w:p>
+      <w:pPr>
+        <w:pStyle w:val="Heading2"/>
+        <w:rPr>
+          <w:rFonts w:ascii="Helvetica" w:hAnsi="Helvetica" w:cs="Helvetica"/>
+        </w:rPr>
+      </w:pPr>
+      <w:r>
+        <w:rPr>
+          <w:rFonts w:ascii="Helvetica" w:hAnsi="Helvetica" w:cs="Helvetica"/>
+        </w:rPr>
+        <w:t>S</w:t>
+      </w:r>
+      <w:r>
+        <w:rPr>
+          <w:rFonts w:ascii="Helvetica" w:hAnsi="Helvetica" w:cs="Helvetica"/>
+        </w:rPr>
+        <w:t>etup</w:t>
+      </w:r>
+    </w:p>
+    <w:p>
+      <w:pPr>
+        <w:widowControl/>
+        <w:jc w:val="left"/>
+        <w:rPr>
+          <w:rFonts w:ascii="Helvetica" w:hAnsi="Helvetica" w:cs="Helvetica"/>
+          <w:color w:val="222222"/>
+        </w:rPr>
+      </w:pPr>
+      <w:r>
+        <w:rPr>
+          <w:rFonts w:ascii="Helvetica" w:hAnsi="Helvetica" w:cs="Helvetica"/>
+        </w:rPr>
+        <w:drawing>
+          <wp:inline distT="0" distB="0" distL="0" distR="0" wp14:anchorId="38FC97CD" wp14:editId="4D585D5A">
+            <wp:extent cx="5274310" cy="1617980"/>
+            <wp:effectExtent l="0" t="0" r="2540" b="1270"/>
+            <wp:docPr id="19" name="Picture 19"/>
+            <wp:cNvGraphicFramePr>
+              <a:graphicFrameLocks xmlns:a="http://schemas.openxmlformats.org/drawingml/2006/main" noChangeAspect="1"/>
+            </wp:cNvGraphicFramePr>
+            <a:graphic xmlns:a="http://schemas.openxmlformats.org/drawingml/2006/main">
+              <a:graphicData uri="http://schemas.openxmlformats.org/drawingml/2006/picture">
+                <pic:pic xmlns:pic="http://schemas.openxmlformats.org/drawingml/2006/picture">
+                  <pic:nvPicPr>
+                    <pic:cNvPr id="1" name=""/>
+                    <pic:cNvPicPr/>
+                  </pic:nvPicPr>
+                  <pic:blipFill>
+                    <a:blip r:embed="rId18"/>
                     <a:stretch>
                       <a:fillRect/>
                     </a:stretch>
@@ -17990,13 +18954,17 @@
     </w:p>
     <w:p>
       <w:pPr>
-        <w:widowControl/>
-        <w:jc w:val="left"/>
+        <w:pStyle w:val="Heading2"/>
         <w:rPr>
           <w:rFonts w:ascii="Helvetica" w:hAnsi="Helvetica" w:cs="Helvetica"/>
-          <w:color w:val="222222"/>
         </w:rPr>
       </w:pPr>
+      <w:r>
+        <w:rPr>
+          <w:rFonts w:ascii="Helvetica" w:hAnsi="Helvetica" w:cs="Helvetica"/>
+        </w:rPr>
+        <w:t>Knowing your dataset</w:t>
+      </w:r>
     </w:p>
     <w:p>
       <w:pPr>
@@ -18017,7 +18985,7 @@
           <w:rFonts w:ascii="Helvetica" w:hAnsi="Helvetica" w:cs="Helvetica"/>
         </w:rPr>
         <w:drawing>
-          <wp:inline distT="0" distB="0" distL="0" distR="0" wp14:anchorId="31AE567B" wp14:editId="0A159333">
+          <wp:inline distT="0" distB="0" distL="0" distR="0" wp14:anchorId="52022348" wp14:editId="371055FA">
             <wp:extent cx="4067175" cy="4410075"/>
             <wp:effectExtent l="0" t="0" r="9525" b="9525"/>
             <wp:docPr id="15" name="Picture 15"/>
@@ -18032,7 +19000,7 @@
                     <pic:cNvPicPr/>
                   </pic:nvPicPr>
                   <pic:blipFill>
-                    <a:blip r:embed="rId17"/>
+                    <a:blip r:embed="rId23"/>
                     <a:stretch>
                       <a:fillRect/>
                     </a:stretch>
@@ -18067,16 +19035,45 @@
           <w:szCs w:val="44"/>
         </w:rPr>
       </w:pPr>
+    </w:p>
+    <w:p>
+      <w:pPr>
+        <w:pStyle w:val="Heading2"/>
+        <w:rPr>
+          <w:rFonts w:ascii="Helvetica" w:hAnsi="Helvetica" w:cs="Helvetica"/>
+        </w:rPr>
+      </w:pPr>
       <w:r>
         <w:rPr>
           <w:rFonts w:ascii="Helvetica" w:hAnsi="Helvetica" w:cs="Helvetica"/>
         </w:rPr>
         <w:lastRenderedPageBreak/>
+        <w:t>Visualizing your data</w:t>
+      </w:r>
+    </w:p>
+    <w:p>
+      <w:pPr>
+        <w:widowControl/>
+        <w:jc w:val="left"/>
+        <w:rPr>
+          <w:rFonts w:ascii="Helvetica" w:hAnsi="Helvetica" w:cs="Helvetica"/>
+          <w:b/>
+          <w:bCs/>
+          <w:color w:val="222222"/>
+          <w:kern w:val="44"/>
+          <w:sz w:val="44"/>
+          <w:szCs w:val="44"/>
+        </w:rPr>
+      </w:pPr>
+      <w:r>
+        <w:rPr>
+          <w:rFonts w:ascii="Helvetica" w:hAnsi="Helvetica" w:cs="Helvetica"/>
+        </w:rPr>
         <w:drawing>
-          <wp:inline distT="0" distB="0" distL="0" distR="0" wp14:anchorId="7FCE28BD" wp14:editId="3A29087E">
-            <wp:extent cx="4676775" cy="8382000"/>
-            <wp:effectExtent l="0" t="0" r="9525" b="0"/>
-            <wp:docPr id="14" name="Picture 14"/>
+          <wp:inline distT="0" distB="0" distL="0" distR="0" wp14:anchorId="08BF22FA" wp14:editId="27AD8B6B">
+            <wp:extent cx="4574897" cy="8199408"/>
+            <wp:effectExtent l="0" t="0" r="0" b="0"/>
+            <wp:docPr id="20" name="Picture 20"/>
             <wp:cNvGraphicFramePr>
               <a:graphicFrameLocks xmlns:a="http://schemas.openxmlformats.org/drawingml/2006/main" noChangeAspect="1"/>
             </wp:cNvGraphicFramePr>
@@ -18088,7 +19085,7 @@
                     <pic:cNvPicPr/>
                   </pic:nvPicPr>
                   <pic:blipFill>
-                    <a:blip r:embed="rId18"/>
+                    <a:blip r:embed="rId20"/>
                     <a:stretch>
                       <a:fillRect/>
                     </a:stretch>
@@ -18096,7 +19093,7 @@
                   <pic:spPr>
                     <a:xfrm>
                       <a:off x="0" y="0"/>
-                      <a:ext cx="4676775" cy="8382000"/>
+                      <a:ext cx="4577525" cy="8204118"/>
                     </a:xfrm>
                     <a:prstGeom prst="rect">
                       <a:avLst/>
@@ -18111,6 +19108,24 @@
     </w:p>
     <w:p>
       <w:pPr>
+        <w:pStyle w:val="Heading2"/>
+        <w:rPr>
+          <w:rFonts w:ascii="Helvetica" w:hAnsi="Helvetica" w:cs="Helvetica"/>
+          <w:kern w:val="44"/>
+          <w:sz w:val="44"/>
+          <w:szCs w:val="44"/>
+        </w:rPr>
+      </w:pPr>
+      <w:r>
+        <w:rPr>
+          <w:rFonts w:ascii="Helvetica" w:hAnsi="Helvetica" w:cs="Helvetica"/>
+        </w:rPr>
+        <w:lastRenderedPageBreak/>
+        <w:t>Training with Algorithms</w:t>
+      </w:r>
+    </w:p>
+    <w:p>
+      <w:pPr>
         <w:widowControl/>
         <w:jc w:val="left"/>
         <w:rPr>
@@ -18133,9 +19148,8 @@
           <w:sz w:val="44"/>
           <w:szCs w:val="44"/>
         </w:rPr>
-        <w:lastRenderedPageBreak/>
         <w:drawing>
-          <wp:inline distT="0" distB="0" distL="0" distR="0" wp14:anchorId="4F152188" wp14:editId="4B5C53A7">
+          <wp:inline distT="0" distB="0" distL="0" distR="0" wp14:anchorId="47CA3CFF" wp14:editId="3492D429">
             <wp:extent cx="5274310" cy="3331845"/>
             <wp:effectExtent l="0" t="0" r="2540" b="1905"/>
             <wp:docPr id="16" name="Picture 16"/>
@@ -18150,7 +19164,7 @@
                     <pic:cNvPicPr/>
                   </pic:nvPicPr>
                   <pic:blipFill>
-                    <a:blip r:embed="rId19"/>
+                    <a:blip r:embed="rId21"/>
                     <a:stretch>
                       <a:fillRect/>
                     </a:stretch>
@@ -18173,6 +19187,25 @@
     </w:p>
     <w:p>
       <w:pPr>
+        <w:pStyle w:val="Heading2"/>
+        <w:rPr>
+          <w:rFonts w:ascii="Helvetica" w:hAnsi="Helvetica" w:cs="Helvetica"/>
+          <w:kern w:val="44"/>
+          <w:sz w:val="44"/>
+          <w:szCs w:val="44"/>
+        </w:rPr>
+      </w:pPr>
+      <w:bookmarkStart w:id="3" w:name="_GoBack"/>
+      <w:bookmarkEnd w:id="3"/>
+      <w:r>
+        <w:rPr>
+          <w:rFonts w:ascii="Helvetica" w:hAnsi="Helvetica" w:cs="Helvetica"/>
+        </w:rPr>
+        <w:t>Testing Predictions</w:t>
+      </w:r>
+    </w:p>
+    <w:p>
+      <w:pPr>
         <w:widowControl/>
         <w:jc w:val="left"/>
         <w:rPr>
@@ -18185,11 +19218,7 @@
           <w:szCs w:val="44"/>
         </w:rPr>
       </w:pPr>
-    </w:p>
-    <w:p>
-      <w:pPr>
-        <w:widowControl/>
-        <w:jc w:val="left"/>
+      <w:r>
         <w:rPr>
           <w:rFonts w:ascii="Helvetica" w:hAnsi="Helvetica" w:cs="Helvetica"/>
           <w:b/>
@@ -18199,19 +19228,8 @@
           <w:sz w:val="44"/>
           <w:szCs w:val="44"/>
         </w:rPr>
-      </w:pPr>
-      <w:r>
-        <w:rPr>
-          <w:rFonts w:ascii="Helvetica" w:hAnsi="Helvetica" w:cs="Helvetica"/>
-          <w:b/>
-          <w:bCs/>
-          <w:color w:val="222222"/>
-          <w:kern w:val="44"/>
-          <w:sz w:val="44"/>
-          <w:szCs w:val="44"/>
-        </w:rPr>
         <w:drawing>
-          <wp:inline distT="0" distB="0" distL="0" distR="0" wp14:anchorId="76124823" wp14:editId="2409E337">
+          <wp:inline distT="0" distB="0" distL="0" distR="0" wp14:anchorId="7FE1F458" wp14:editId="1A67D0CD">
             <wp:extent cx="5274310" cy="2362835"/>
             <wp:effectExtent l="0" t="0" r="2540" b="0"/>
             <wp:docPr id="17" name="Picture 17"/>
@@ -18226,7 +19244,7 @@
                     <pic:cNvPicPr/>
                   </pic:nvPicPr>
                   <pic:blipFill>
-                    <a:blip r:embed="rId20"/>
+                    <a:blip r:embed="rId22"/>
                     <a:stretch>
                       <a:fillRect/>
                     </a:stretch>
@@ -18247,6 +19265,19 @@
         </w:drawing>
       </w:r>
     </w:p>
+    <w:p>
+      <w:pPr>
+        <w:rPr>
+          <w:rFonts w:ascii="Helvetica" w:hAnsi="Helvetica" w:cs="Helvetica"/>
+          <w:b/>
+          <w:bCs/>
+          <w:color w:val="222222"/>
+          <w:kern w:val="44"/>
+          <w:sz w:val="44"/>
+          <w:szCs w:val="44"/>
+        </w:rPr>
+      </w:pPr>
+    </w:p>
     <w:sectPr>
       <w:pgSz w:w="11906" w:h="16838"/>
       <w:pgMar w:top="1440" w:right="1800" w:bottom="1440" w:left="1800" w:header="851" w:footer="992" w:gutter="0"/>
@@ -18255,6 +19286,44 @@
     </w:sectPr>
   </w:body>
 </w:document>
+</file>
+
+<file path=word/endnotes.xml><?xml version="1.0" encoding="utf-8"?>
+<w:endnotes xmlns:wpc="http://schemas.microsoft.com/office/word/2010/wordprocessingCanvas" xmlns:cx="http://schemas.microsoft.com/office/drawing/2014/chartex" xmlns:cx1="http://schemas.microsoft.com/office/drawing/2015/9/8/chartex" xmlns:cx2="http://schemas.microsoft.com/office/drawing/2015/10/21/chartex" xmlns:cx3="http://schemas.microsoft.com/office/drawing/2016/5/9/chartex" xmlns:cx4="http://schemas.microsoft.com/office/drawing/2016/5/10/chartex" xmlns:cx5="http://schemas.microsoft.com/office/drawing/2016/5/11/chartex" xmlns:cx6="http://schemas.microsoft.com/office/drawing/2016/5/12/chartex" xmlns:cx7="http://schemas.microsoft.com/office/drawing/2016/5/13/chartex" xmlns:cx8="http://schemas.microsoft.com/office/drawing/2016/5/14/chartex" xmlns:mc="http://schemas.openxmlformats.org/markup-compatibility/2006" xmlns:aink="http://schemas.microsoft.com/office/drawing/2016/ink" xmlns:am3d="http://schemas.microsoft.com/office/drawing/2017/model3d" xmlns:o="urn:schemas-microsoft-com:office:office" xmlns:r="http://schemas.openxmlformats.org/officeDocument/2006/relationships" xmlns:m="http://schemas.openxmlformats.org/officeDocument/2006/math" xmlns:v="urn:schemas-microsoft-com:vml" xmlns:wp14="http://schemas.microsoft.com/office/word/2010/wordprocessingDrawing" xmlns:wp="http://schemas.openxmlformats.org/drawingml/2006/wordprocessingDrawing" xmlns:w10="urn:schemas-microsoft-com:office:word" xmlns:w="http://schemas.openxmlformats.org/wordprocessingml/2006/main" xmlns:w14="http://schemas.microsoft.com/office/word/2010/wordml" xmlns:w15="http://schemas.microsoft.com/office/word/2012/wordml" xmlns:w16cid="http://schemas.microsoft.com/office/word/2016/wordml/cid" xmlns:w16se="http://schemas.microsoft.com/office/word/2015/wordml/symex" xmlns:wpg="http://schemas.microsoft.com/office/word/2010/wordprocessingGroup" xmlns:wpi="http://schemas.microsoft.com/office/word/2010/wordprocessingInk" xmlns:wne="http://schemas.microsoft.com/office/word/2006/wordml" xmlns:wps="http://schemas.microsoft.com/office/word/2010/wordprocessingShape" mc:Ignorable="w14 w15 w16se w16cid wp14">
+  <w:endnote w:type="separator" w:id="-1">
+    <w:p>
+      <w:r>
+        <w:separator/>
+      </w:r>
+    </w:p>
+  </w:endnote>
+  <w:endnote w:type="continuationSeparator" w:id="0">
+    <w:p>
+      <w:r>
+        <w:continuationSeparator/>
+      </w:r>
+    </w:p>
+  </w:endnote>
+</w:endnotes>
+</file>
+
+<file path=word/footnotes.xml><?xml version="1.0" encoding="utf-8"?>
+<w:footnotes xmlns:wpc="http://schemas.microsoft.com/office/word/2010/wordprocessingCanvas" xmlns:cx="http://schemas.microsoft.com/office/drawing/2014/chartex" xmlns:cx1="http://schemas.microsoft.com/office/drawing/2015/9/8/chartex" xmlns:cx2="http://schemas.microsoft.com/office/drawing/2015/10/21/chartex" xmlns:cx3="http://schemas.microsoft.com/office/drawing/2016/5/9/chartex" xmlns:cx4="http://schemas.microsoft.com/office/drawing/2016/5/10/chartex" xmlns:cx5="http://schemas.microsoft.com/office/drawing/2016/5/11/chartex" xmlns:cx6="http://schemas.microsoft.com/office/drawing/2016/5/12/chartex" xmlns:cx7="http://schemas.microsoft.com/office/drawing/2016/5/13/chartex" xmlns:cx8="http://schemas.microsoft.com/office/drawing/2016/5/14/chartex" xmlns:mc="http://schemas.openxmlformats.org/markup-compatibility/2006" xmlns:aink="http://schemas.microsoft.com/office/drawing/2016/ink" xmlns:am3d="http://schemas.microsoft.com/office/drawing/2017/model3d" xmlns:o="urn:schemas-microsoft-com:office:office" xmlns:r="http://schemas.openxmlformats.org/officeDocument/2006/relationships" xmlns:m="http://schemas.openxmlformats.org/officeDocument/2006/math" xmlns:v="urn:schemas-microsoft-com:vml" xmlns:wp14="http://schemas.microsoft.com/office/word/2010/wordprocessingDrawing" xmlns:wp="http://schemas.openxmlformats.org/drawingml/2006/wordprocessingDrawing" xmlns:w10="urn:schemas-microsoft-com:office:word" xmlns:w="http://schemas.openxmlformats.org/wordprocessingml/2006/main" xmlns:w14="http://schemas.microsoft.com/office/word/2010/wordml" xmlns:w15="http://schemas.microsoft.com/office/word/2012/wordml" xmlns:w16cid="http://schemas.microsoft.com/office/word/2016/wordml/cid" xmlns:w16se="http://schemas.microsoft.com/office/word/2015/wordml/symex" xmlns:wpg="http://schemas.microsoft.com/office/word/2010/wordprocessingGroup" xmlns:wpi="http://schemas.microsoft.com/office/word/2010/wordprocessingInk" xmlns:wne="http://schemas.microsoft.com/office/word/2006/wordml" xmlns:wps="http://schemas.microsoft.com/office/word/2010/wordprocessingShape" mc:Ignorable="w14 w15 w16se w16cid wp14">
+  <w:footnote w:type="separator" w:id="-1">
+    <w:p>
+      <w:r>
+        <w:separator/>
+      </w:r>
+    </w:p>
+  </w:footnote>
+  <w:footnote w:type="continuationSeparator" w:id="0">
+    <w:p>
+      <w:r>
+        <w:continuationSeparator/>
+      </w:r>
+    </w:p>
+  </w:footnote>
+</w:footnotes>
 </file>
 
 <file path=word/numbering.xml><?xml version="1.0" encoding="utf-8"?>
@@ -19744,7 +20813,7 @@
   <w:style w:type="paragraph" w:default="1" w:styleId="Normal">
     <w:name w:val="Normal"/>
     <w:qFormat/>
-    <w:rsid w:val="00544BC3"/>
+    <w:rsid w:val="00215C6C"/>
     <w:pPr>
       <w:widowControl w:val="0"/>
       <w:jc w:val="both"/>
@@ -20058,6 +21127,73 @@
       <w:kern w:val="0"/>
       <w:sz w:val="20"/>
       <w:szCs w:val="20"/>
+    </w:rPr>
+  </w:style>
+  <w:style w:type="paragraph" w:styleId="Header">
+    <w:name w:val="header"/>
+    <w:basedOn w:val="Normal"/>
+    <w:link w:val="HeaderChar"/>
+    <w:uiPriority w:val="99"/>
+    <w:unhideWhenUsed/>
+    <w:rsid w:val="001033E7"/>
+    <w:pPr>
+      <w:pBdr>
+        <w:bottom w:val="single" w:sz="6" w:space="1" w:color="auto"/>
+      </w:pBdr>
+      <w:tabs>
+        <w:tab w:val="center" w:pos="4153"/>
+        <w:tab w:val="right" w:pos="8306"/>
+      </w:tabs>
+      <w:snapToGrid w:val="0"/>
+      <w:jc w:val="center"/>
+    </w:pPr>
+    <w:rPr>
+      <w:sz w:val="18"/>
+      <w:szCs w:val="18"/>
+    </w:rPr>
+  </w:style>
+  <w:style w:type="character" w:customStyle="1" w:styleId="HeaderChar">
+    <w:name w:val="Header Char"/>
+    <w:basedOn w:val="DefaultParagraphFont"/>
+    <w:link w:val="Header"/>
+    <w:uiPriority w:val="99"/>
+    <w:rsid w:val="001033E7"/>
+    <w:rPr>
+      <w:noProof/>
+      <w:sz w:val="18"/>
+      <w:szCs w:val="18"/>
+    </w:rPr>
+  </w:style>
+  <w:style w:type="paragraph" w:styleId="Footer">
+    <w:name w:val="footer"/>
+    <w:basedOn w:val="Normal"/>
+    <w:link w:val="FooterChar"/>
+    <w:uiPriority w:val="99"/>
+    <w:unhideWhenUsed/>
+    <w:rsid w:val="001033E7"/>
+    <w:pPr>
+      <w:tabs>
+        <w:tab w:val="center" w:pos="4153"/>
+        <w:tab w:val="right" w:pos="8306"/>
+      </w:tabs>
+      <w:snapToGrid w:val="0"/>
+      <w:jc w:val="left"/>
+    </w:pPr>
+    <w:rPr>
+      <w:sz w:val="18"/>
+      <w:szCs w:val="18"/>
+    </w:rPr>
+  </w:style>
+  <w:style w:type="character" w:customStyle="1" w:styleId="FooterChar">
+    <w:name w:val="Footer Char"/>
+    <w:basedOn w:val="DefaultParagraphFont"/>
+    <w:link w:val="Footer"/>
+    <w:uiPriority w:val="99"/>
+    <w:rsid w:val="001033E7"/>
+    <w:rPr>
+      <w:noProof/>
+      <w:sz w:val="18"/>
+      <w:szCs w:val="18"/>
     </w:rPr>
   </w:style>
 </w:styles>
